--- a/arb/docx/65.content.docx
+++ b/arb/docx/65.content.docx
@@ -9,6 +9,8 @@
       </w:pPr>
       <w:r>
         <w:rPr>
+          <w:rtl/>
+          <w:cs/>
           <w:lang w:val="ar_AE" w:bidi="ar_AE"/>
         </w:rPr>
       </w:r>
@@ -20,12 +22,16 @@
       </w:pPr>
       <w:r>
         <w:rPr>
+          <w:rtl/>
+          <w:cs/>
           <w:lang w:val="ar_AE" w:bidi="ar_AE"/>
         </w:rPr>
         <w:t>Resource: Biblica Study Notes</w:t>
       </w:r>
       <w:r>
         <w:rPr>
+          <w:rtl/>
+          <w:cs/>
           <w:lang w:val="ar_AE" w:bidi="ar_AE"/>
         </w:rPr>
       </w:r>
@@ -36,41 +42,55 @@
       </w:pPr>
       <w:r>
         <w:rPr>
+          <w:rtl/>
+          <w:cs/>
           <w:lang w:val="ar_AE" w:bidi="ar_AE"/>
         </w:rPr>
       </w:r>
       <w:r>
         <w:rPr>
           <w:b/>
+          <w:rtl/>
+          <w:cs/>
           <w:lang w:val="ar_AE" w:bidi="ar_AE"/>
         </w:rPr>
         <w:t>Biblica Study Notes</w:t>
       </w:r>
       <w:r>
         <w:rPr>
+          <w:rtl/>
+          <w:cs/>
           <w:lang w:val="ar_AE" w:bidi="ar_AE"/>
         </w:rPr>
         <w:t xml:space="preserve"> © 2023 Biblica Inc. Released under CC BY-SA 4.0 license. </w:t>
       </w:r>
       <w:r>
         <w:rPr>
+          <w:rtl/>
+          <w:cs/>
           <w:lang w:val="ar_AE" w:bidi="ar_AE"/>
         </w:rPr>
         <w:t>Biblica Study Notes</w:t>
       </w:r>
       <w:r>
         <w:rPr>
+          <w:rtl/>
+          <w:cs/>
           <w:lang w:val="ar_AE" w:bidi="ar_AE"/>
         </w:rPr>
         <w:t xml:space="preserve"> has been adapted in the following languages: Tok Pisin, Arabic (عربي), French (Français), Hindi (हिंदी), Indonesian (Bahasa Indonesia), Portuguese (Português), Russian (Русский), Spanish (Español), Swahili (Kiswahili), and Simplified Chinese (简体中文)from Biblica Study Notes © 2023 Biblica Inc. Released under CC BY-SA 4.0 license by Mission Mutual</w:t>
       </w:r>
       <w:r>
         <w:rPr>
-          <w:lang w:val="ar_AE" w:bidi="ar_AE"/>
-        </w:rPr>
-      </w:r>
-      <w:r>
-        <w:rPr>
+          <w:rtl/>
+          <w:cs/>
+          <w:lang w:val="ar_AE" w:bidi="ar_AE"/>
+        </w:rPr>
+      </w:r>
+      <w:r>
+        <w:rPr>
+          <w:rtl/>
+          <w:cs/>
           <w:lang w:val="ar_AE" w:bidi="ar_AE"/>
         </w:rPr>
       </w:r>
@@ -82,6 +102,8 @@
       </w:pPr>
       <w:r>
         <w:rPr>
+          <w:rtl/>
+          <w:cs/>
           <w:lang w:val="ar_AE" w:bidi="ar_AE"/>
         </w:rPr>
         <w:t>Biblica Study Notes</w:t>
@@ -111,6 +133,8 @@
       </w:pPr>
       <w:r>
         <w:rPr>
+          <w:rtl/>
+          <w:cs/>
           <w:lang w:val="ar_AE" w:bidi="ar_AE"/>
         </w:rPr>
       </w:r>
@@ -122,12 +146,16 @@
       </w:pPr>
       <w:r>
         <w:rPr>
+          <w:rtl/>
+          <w:cs/>
           <w:lang w:val="ar_AE" w:bidi="ar_AE"/>
         </w:rPr>
         <w:t>JUD</w:t>
       </w:r>
       <w:r>
         <w:rPr>
+          <w:rtl/>
+          <w:cs/>
           <w:lang w:val="ar_AE" w:bidi="ar_AE"/>
         </w:rPr>
       </w:r>
@@ -138,22 +166,30 @@
       </w:pPr>
       <w:r>
         <w:rPr>
-          <w:lang w:val="ar_AE" w:bidi="ar_AE"/>
-        </w:rPr>
-      </w:r>
-      <w:r>
-        <w:rPr>
+          <w:rtl/>
+          <w:cs/>
+          <w:lang w:val="ar_AE" w:bidi="ar_AE"/>
+        </w:rPr>
+      </w:r>
+      <w:r>
+        <w:rPr>
+          <w:rtl/>
+          <w:cs/>
           <w:lang w:val="ar_AE" w:bidi="ar_AE"/>
         </w:rPr>
         <w:t xml:space="preserve"> </w:t>
       </w:r>
       <w:r>
         <w:rPr>
-          <w:lang w:val="ar_AE" w:bidi="ar_AE"/>
-        </w:rPr>
-      </w:r>
-      <w:r>
-        <w:rPr>
+          <w:rtl/>
+          <w:cs/>
+          <w:lang w:val="ar_AE" w:bidi="ar_AE"/>
+        </w:rPr>
+      </w:r>
+      <w:r>
+        <w:rPr>
+          <w:rtl/>
+          <w:cs/>
           <w:lang w:val="ar_AE" w:bidi="ar_AE"/>
         </w:rPr>
       </w:r>
@@ -179,6 +215,8 @@
       </w:pPr>
       <w:r>
         <w:rPr>
+          <w:rtl/>
+          <w:cs/>
           <w:lang w:val="ar_AE" w:bidi="ar_AE"/>
         </w:rPr>
       </w:r>
@@ -190,12 +228,16 @@
       </w:pPr>
       <w:r>
         <w:rPr>
+          <w:rtl/>
+          <w:cs/>
           <w:lang w:val="ar_AE" w:bidi="ar_AE"/>
         </w:rPr>
         <w:t>يهوذا ١:١–٤</w:t>
       </w:r>
       <w:r>
         <w:rPr>
+          <w:rtl/>
+          <w:cs/>
           <w:lang w:val="ar_AE" w:bidi="ar_AE"/>
         </w:rPr>
       </w:r>
@@ -206,202 +248,270 @@
       </w:pPr>
       <w:r>
         <w:rPr>
-          <w:lang w:val="ar_AE" w:bidi="ar_AE"/>
-        </w:rPr>
-      </w:r>
-      <w:r>
-        <w:rPr>
+          <w:rtl/>
+          <w:cs/>
+          <w:lang w:val="ar_AE" w:bidi="ar_AE"/>
+        </w:rPr>
+      </w:r>
+      <w:r>
+        <w:rPr>
+          <w:rtl/>
+          <w:cs/>
           <w:lang w:val="ar_AE" w:bidi="ar_AE"/>
         </w:rPr>
         <w:t xml:space="preserve">كان يمكن أنْ يصف </w:t>
       </w:r>
       <w:r>
         <w:rPr>
+          <w:rtl/>
+          <w:cs/>
           <w:lang w:val="ar_AE" w:bidi="ar_AE"/>
         </w:rPr>
         <w:t>يهوذا</w:t>
       </w:r>
       <w:r>
         <w:rPr>
+          <w:rtl/>
+          <w:cs/>
           <w:lang w:val="ar_AE" w:bidi="ar_AE"/>
         </w:rPr>
         <w:t xml:space="preserve"> نفسه بأنه أخو </w:t>
       </w:r>
       <w:r>
         <w:rPr>
+          <w:rtl/>
+          <w:cs/>
           <w:lang w:val="ar_AE" w:bidi="ar_AE"/>
         </w:rPr>
         <w:t>يسوع</w:t>
       </w:r>
       <w:r>
         <w:rPr>
+          <w:rtl/>
+          <w:cs/>
           <w:lang w:val="ar_AE" w:bidi="ar_AE"/>
         </w:rPr>
         <w:t xml:space="preserve"> وأخو </w:t>
       </w:r>
       <w:r>
         <w:rPr>
+          <w:rtl/>
+          <w:cs/>
           <w:lang w:val="ar_AE" w:bidi="ar_AE"/>
         </w:rPr>
         <w:t>يعقوب</w:t>
       </w:r>
       <w:r>
         <w:rPr>
+          <w:rtl/>
+          <w:cs/>
           <w:lang w:val="ar_AE" w:bidi="ar_AE"/>
         </w:rPr>
         <w:t xml:space="preserve">. بدلًا من ذلك، قال إنه خادم يسوع </w:t>
       </w:r>
       <w:r>
         <w:rPr>
+          <w:rtl/>
+          <w:cs/>
           <w:lang w:val="ar_AE" w:bidi="ar_AE"/>
         </w:rPr>
         <w:t>الرب</w:t>
       </w:r>
       <w:r>
         <w:rPr>
+          <w:rtl/>
+          <w:cs/>
           <w:lang w:val="ar_AE" w:bidi="ar_AE"/>
         </w:rPr>
         <w:t xml:space="preserve"> والملك. أظهر هذا تواضع يهوذا. أخبر يهوذا </w:t>
       </w:r>
       <w:r>
         <w:rPr>
+          <w:rtl/>
+          <w:cs/>
           <w:lang w:val="ar_AE" w:bidi="ar_AE"/>
         </w:rPr>
         <w:t>المؤمنين</w:t>
       </w:r>
       <w:r>
         <w:rPr>
+          <w:rtl/>
+          <w:cs/>
           <w:lang w:val="ar_AE" w:bidi="ar_AE"/>
         </w:rPr>
         <w:t xml:space="preserve"> أنهم مختارون ومحبوبون وآمنون. كان هذا سيشجعهم وهم يتعاملون مع خطر واجهته </w:t>
       </w:r>
       <w:r>
         <w:rPr>
+          <w:rtl/>
+          <w:cs/>
           <w:lang w:val="ar_AE" w:bidi="ar_AE"/>
         </w:rPr>
         <w:t>الكنيسة</w:t>
       </w:r>
       <w:r>
         <w:rPr>
+          <w:rtl/>
+          <w:cs/>
           <w:lang w:val="ar_AE" w:bidi="ar_AE"/>
         </w:rPr>
         <w:t xml:space="preserve">. تمثَّل الخطر في أنَّ </w:t>
       </w:r>
       <w:r>
         <w:rPr>
+          <w:rtl/>
+          <w:cs/>
           <w:lang w:val="ar_AE" w:bidi="ar_AE"/>
         </w:rPr>
         <w:t>أشخاصًا غير أتقياء</w:t>
       </w:r>
       <w:r>
         <w:rPr>
+          <w:rtl/>
+          <w:cs/>
           <w:lang w:val="ar_AE" w:bidi="ar_AE"/>
         </w:rPr>
         <w:t xml:space="preserve"> يُعلِّمون أشياء مُضِّلة. شجعوا المؤمنين على عدم الاستمرار في أمانتهم من جهة </w:t>
       </w:r>
       <w:r>
         <w:rPr>
+          <w:rtl/>
+          <w:cs/>
           <w:lang w:val="ar_AE" w:bidi="ar_AE"/>
         </w:rPr>
         <w:t>الخبر السار</w:t>
       </w:r>
       <w:r>
         <w:rPr>
+          <w:rtl/>
+          <w:cs/>
           <w:lang w:val="ar_AE" w:bidi="ar_AE"/>
         </w:rPr>
         <w:t xml:space="preserve">. لذا، كتب يهوذا ليشجع المؤمنين على الدفاع عن </w:t>
       </w:r>
       <w:r>
         <w:rPr>
+          <w:rtl/>
+          <w:cs/>
           <w:lang w:val="ar_AE" w:bidi="ar_AE"/>
         </w:rPr>
         <w:t>الإيمان</w:t>
       </w:r>
       <w:r>
         <w:rPr>
+          <w:rtl/>
+          <w:cs/>
           <w:lang w:val="ar_AE" w:bidi="ar_AE"/>
         </w:rPr>
         <w:t xml:space="preserve">. يعني هذا الجهاد للتمسك بما هو صحيح عن </w:t>
       </w:r>
       <w:r>
         <w:rPr>
+          <w:rtl/>
+          <w:cs/>
           <w:lang w:val="ar_AE" w:bidi="ar_AE"/>
         </w:rPr>
         <w:t>الله</w:t>
       </w:r>
       <w:r>
         <w:rPr>
+          <w:rtl/>
+          <w:cs/>
           <w:lang w:val="ar_AE" w:bidi="ar_AE"/>
         </w:rPr>
         <w:t xml:space="preserve">، كما يعني العمل بجد للبقاء أمناء لأسلوب الحياة الذي يريده الله للناس. يحدث هذا الجهاد داخل الناس وهم ينمون في الإيمان واتِّباع يسوع. يحدث في علاقاتهم بالآخرين عندما يرفضون تصديق الذين يعلمون الأكاذيب. كانت إحدى الأكاذيب التي علَّمها الناس في زمن يهوذا عن </w:t>
       </w:r>
       <w:r>
         <w:rPr>
+          <w:rtl/>
+          <w:cs/>
           <w:lang w:val="ar_AE" w:bidi="ar_AE"/>
         </w:rPr>
         <w:t>نعمة</w:t>
       </w:r>
       <w:r>
         <w:rPr>
+          <w:rtl/>
+          <w:cs/>
           <w:lang w:val="ar_AE" w:bidi="ar_AE"/>
         </w:rPr>
         <w:t xml:space="preserve"> الله. علَّموا أنَّ نعمة الله أذنت لهم بأن يفعلوا ما يريدون. استخدموا هذا تصريحًا لارتكاب </w:t>
       </w:r>
       <w:r>
         <w:rPr>
+          <w:rtl/>
+          <w:cs/>
           <w:lang w:val="ar_AE" w:bidi="ar_AE"/>
         </w:rPr>
         <w:t>الخطايا</w:t>
       </w:r>
       <w:r>
         <w:rPr>
+          <w:rtl/>
+          <w:cs/>
           <w:lang w:val="ar_AE" w:bidi="ar_AE"/>
         </w:rPr>
         <w:t xml:space="preserve"> الجنسية. قادتهم هذه الكذبة إلى رفض طاعة يسوع </w:t>
       </w:r>
       <w:r>
         <w:rPr>
+          <w:rtl/>
+          <w:cs/>
           <w:lang w:val="ar_AE" w:bidi="ar_AE"/>
         </w:rPr>
         <w:t>المسيح</w:t>
       </w:r>
       <w:r>
         <w:rPr>
+          <w:rtl/>
+          <w:cs/>
           <w:lang w:val="ar_AE" w:bidi="ar_AE"/>
         </w:rPr>
         <w:t xml:space="preserve"> بصفته </w:t>
       </w:r>
       <w:r>
         <w:rPr>
+          <w:rtl/>
+          <w:cs/>
           <w:lang w:val="ar_AE" w:bidi="ar_AE"/>
         </w:rPr>
         <w:t>المسيَّا</w:t>
       </w:r>
       <w:r>
         <w:rPr>
+          <w:rtl/>
+          <w:cs/>
           <w:lang w:val="ar_AE" w:bidi="ar_AE"/>
         </w:rPr>
         <w:t xml:space="preserve"> والملك. كتب </w:t>
       </w:r>
       <w:r>
         <w:rPr>
+          <w:rtl/>
+          <w:cs/>
           <w:lang w:val="ar_AE" w:bidi="ar_AE"/>
         </w:rPr>
         <w:t>بطرس</w:t>
       </w:r>
       <w:r>
         <w:rPr>
+          <w:rtl/>
+          <w:cs/>
           <w:lang w:val="ar_AE" w:bidi="ar_AE"/>
         </w:rPr>
         <w:t xml:space="preserve"> أيضًا عن الأشخاص الذين كرهوا البقاء تحت سلطان يسوع (2 بطرس 2:10).</w:t>
       </w:r>
       <w:r>
         <w:rPr>
-          <w:lang w:val="ar_AE" w:bidi="ar_AE"/>
-        </w:rPr>
-      </w:r>
-      <w:r>
-        <w:rPr>
+          <w:rtl/>
+          <w:cs/>
+          <w:lang w:val="ar_AE" w:bidi="ar_AE"/>
+        </w:rPr>
+      </w:r>
+      <w:r>
+        <w:rPr>
+          <w:rtl/>
+          <w:cs/>
           <w:lang w:val="ar_AE" w:bidi="ar_AE"/>
         </w:rPr>
       </w:r>
@@ -412,6 +522,8 @@
       </w:pPr>
       <w:r>
         <w:rPr>
+          <w:rtl/>
+          <w:cs/>
           <w:lang w:val="ar_AE" w:bidi="ar_AE"/>
         </w:rPr>
       </w:r>
@@ -423,12 +535,16 @@
       </w:pPr>
       <w:r>
         <w:rPr>
+          <w:rtl/>
+          <w:cs/>
           <w:lang w:val="ar_AE" w:bidi="ar_AE"/>
         </w:rPr>
         <w:t>يهوذا 1: 5–16</w:t>
       </w:r>
       <w:r>
         <w:rPr>
+          <w:rtl/>
+          <w:cs/>
           <w:lang w:val="ar_AE" w:bidi="ar_AE"/>
         </w:rPr>
       </w:r>
@@ -439,190 +555,254 @@
       </w:pPr>
       <w:r>
         <w:rPr>
-          <w:lang w:val="ar_AE" w:bidi="ar_AE"/>
-        </w:rPr>
-      </w:r>
-      <w:r>
-        <w:rPr>
+          <w:rtl/>
+          <w:cs/>
+          <w:lang w:val="ar_AE" w:bidi="ar_AE"/>
+        </w:rPr>
+      </w:r>
+      <w:r>
+        <w:rPr>
+          <w:rtl/>
+          <w:cs/>
           <w:lang w:val="ar_AE" w:bidi="ar_AE"/>
         </w:rPr>
         <w:t xml:space="preserve">تسبَّب الفاسدون كما تسبَّبت </w:t>
       </w:r>
       <w:r>
         <w:rPr>
+          <w:rtl/>
+          <w:cs/>
           <w:lang w:val="ar_AE" w:bidi="ar_AE"/>
         </w:rPr>
         <w:t>الكائنات الروحية الشريرة</w:t>
       </w:r>
       <w:r>
         <w:rPr>
+          <w:rtl/>
+          <w:cs/>
           <w:lang w:val="ar_AE" w:bidi="ar_AE"/>
         </w:rPr>
         <w:t xml:space="preserve"> من قبل في مشكلات ل</w:t>
       </w:r>
       <w:r>
         <w:rPr>
+          <w:rtl/>
+          <w:cs/>
           <w:lang w:val="ar_AE" w:bidi="ar_AE"/>
         </w:rPr>
         <w:t>شعب الله</w:t>
       </w:r>
       <w:r>
         <w:rPr>
+          <w:rtl/>
+          <w:cs/>
           <w:lang w:val="ar_AE" w:bidi="ar_AE"/>
         </w:rPr>
         <w:t xml:space="preserve">. قدَّم يهوذا العديد من الأمثلة على ذلك من ماضي </w:t>
       </w:r>
       <w:r>
         <w:rPr>
+          <w:rtl/>
+          <w:cs/>
           <w:lang w:val="ar_AE" w:bidi="ar_AE"/>
         </w:rPr>
         <w:t>إسرائيل</w:t>
       </w:r>
       <w:r>
         <w:rPr>
+          <w:rtl/>
+          <w:cs/>
           <w:lang w:val="ar_AE" w:bidi="ar_AE"/>
         </w:rPr>
         <w:t xml:space="preserve">. هذه القصص مُسجلة في </w:t>
       </w:r>
       <w:r>
         <w:rPr>
+          <w:rtl/>
+          <w:cs/>
           <w:lang w:val="ar_AE" w:bidi="ar_AE"/>
         </w:rPr>
         <w:t>العهد القديم</w:t>
       </w:r>
       <w:r>
         <w:rPr>
+          <w:rtl/>
+          <w:cs/>
           <w:lang w:val="ar_AE" w:bidi="ar_AE"/>
         </w:rPr>
         <w:t xml:space="preserve"> وفي كتابات </w:t>
       </w:r>
       <w:r>
         <w:rPr>
+          <w:rtl/>
+          <w:cs/>
           <w:lang w:val="ar_AE" w:bidi="ar_AE"/>
         </w:rPr>
         <w:t>يهودية</w:t>
       </w:r>
       <w:r>
         <w:rPr>
+          <w:rtl/>
+          <w:cs/>
           <w:lang w:val="ar_AE" w:bidi="ar_AE"/>
         </w:rPr>
         <w:t xml:space="preserve"> أخرى. أظهرت بعض الأمثلة </w:t>
       </w:r>
       <w:r>
         <w:rPr>
+          <w:rtl/>
+          <w:cs/>
           <w:lang w:val="ar_AE" w:bidi="ar_AE"/>
         </w:rPr>
         <w:t>حُكم</w:t>
       </w:r>
       <w:r>
         <w:rPr>
+          <w:rtl/>
+          <w:cs/>
           <w:lang w:val="ar_AE" w:bidi="ar_AE"/>
         </w:rPr>
         <w:t xml:space="preserve"> الله ضد مَن عارضوه. تضمَّنت هذه الأمثلة بني إسرائيل و</w:t>
       </w:r>
       <w:r>
         <w:rPr>
+          <w:rtl/>
+          <w:cs/>
           <w:lang w:val="ar_AE" w:bidi="ar_AE"/>
         </w:rPr>
         <w:t>الملائكة</w:t>
       </w:r>
       <w:r>
         <w:rPr>
+          <w:rtl/>
+          <w:cs/>
           <w:lang w:val="ar_AE" w:bidi="ar_AE"/>
         </w:rPr>
         <w:t xml:space="preserve"> وأهل </w:t>
       </w:r>
       <w:r>
         <w:rPr>
+          <w:rtl/>
+          <w:cs/>
           <w:lang w:val="ar_AE" w:bidi="ar_AE"/>
         </w:rPr>
         <w:t>سدوم وعموره</w:t>
       </w:r>
       <w:r>
         <w:rPr>
+          <w:rtl/>
+          <w:cs/>
           <w:lang w:val="ar_AE" w:bidi="ar_AE"/>
         </w:rPr>
         <w:t xml:space="preserve">. أظهرت أمثلة أخرى كيف سَلَك الأشخاص الفاسدون في الكنيسة. لم يخضعوا للسلطة مثلما فعل الملاك </w:t>
       </w:r>
       <w:r>
         <w:rPr>
+          <w:rtl/>
+          <w:cs/>
           <w:lang w:val="ar_AE" w:bidi="ar_AE"/>
         </w:rPr>
         <w:t>ميخائيل</w:t>
       </w:r>
       <w:r>
         <w:rPr>
+          <w:rtl/>
+          <w:cs/>
           <w:lang w:val="ar_AE" w:bidi="ar_AE"/>
         </w:rPr>
         <w:t>. قارنهم يهوذا ب</w:t>
       </w:r>
       <w:r>
         <w:rPr>
+          <w:rtl/>
+          <w:cs/>
           <w:lang w:val="ar_AE" w:bidi="ar_AE"/>
         </w:rPr>
         <w:t>قايين</w:t>
       </w:r>
       <w:r>
         <w:rPr>
+          <w:rtl/>
+          <w:cs/>
           <w:lang w:val="ar_AE" w:bidi="ar_AE"/>
         </w:rPr>
         <w:t xml:space="preserve"> و</w:t>
       </w:r>
       <w:r>
         <w:rPr>
+          <w:rtl/>
+          <w:cs/>
           <w:lang w:val="ar_AE" w:bidi="ar_AE"/>
         </w:rPr>
         <w:t>بلعام</w:t>
       </w:r>
       <w:r>
         <w:rPr>
+          <w:rtl/>
+          <w:cs/>
           <w:lang w:val="ar_AE" w:bidi="ar_AE"/>
         </w:rPr>
         <w:t xml:space="preserve"> و</w:t>
       </w:r>
       <w:r>
         <w:rPr>
+          <w:rtl/>
+          <w:cs/>
           <w:lang w:val="ar_AE" w:bidi="ar_AE"/>
         </w:rPr>
         <w:t>قورح،</w:t>
       </w:r>
       <w:r>
         <w:rPr>
+          <w:rtl/>
+          <w:cs/>
           <w:lang w:val="ar_AE" w:bidi="ar_AE"/>
         </w:rPr>
         <w:t xml:space="preserve"> كما قارنهم بأشياء في الطبيعة. أظهر هذا أنهم لم يفعلوا ما كان من المفترض فعله. كان المثال الأخير يتحدَّث عن عدم انتباههم للتحذيرات. ذكر يهوذا </w:t>
       </w:r>
       <w:r>
         <w:rPr>
+          <w:rtl/>
+          <w:cs/>
           <w:lang w:val="ar_AE" w:bidi="ar_AE"/>
         </w:rPr>
         <w:t>نبوءة</w:t>
       </w:r>
       <w:r>
         <w:rPr>
+          <w:rtl/>
+          <w:cs/>
           <w:lang w:val="ar_AE" w:bidi="ar_AE"/>
         </w:rPr>
         <w:t xml:space="preserve"> من </w:t>
       </w:r>
       <w:r>
         <w:rPr>
+          <w:rtl/>
+          <w:cs/>
           <w:lang w:val="ar_AE" w:bidi="ar_AE"/>
         </w:rPr>
         <w:t>سِفر أخنوخ</w:t>
       </w:r>
       <w:r>
         <w:rPr>
+          <w:rtl/>
+          <w:cs/>
           <w:lang w:val="ar_AE" w:bidi="ar_AE"/>
         </w:rPr>
         <w:t xml:space="preserve"> عن حُكم الله على الفاسدين. لكن الأشخاص الفاسدين في زمن يهوذا لم يستمعوا إلى التحذيرات. استمروا في اتِّباع رغباتهم الشريرة.</w:t>
       </w:r>
       <w:r>
         <w:rPr>
-          <w:lang w:val="ar_AE" w:bidi="ar_AE"/>
-        </w:rPr>
-      </w:r>
-      <w:r>
-        <w:rPr>
+          <w:rtl/>
+          <w:cs/>
+          <w:lang w:val="ar_AE" w:bidi="ar_AE"/>
+        </w:rPr>
+      </w:r>
+      <w:r>
+        <w:rPr>
+          <w:rtl/>
+          <w:cs/>
           <w:lang w:val="ar_AE" w:bidi="ar_AE"/>
         </w:rPr>
       </w:r>
@@ -633,6 +813,8 @@
       </w:pPr>
       <w:r>
         <w:rPr>
+          <w:rtl/>
+          <w:cs/>
           <w:lang w:val="ar_AE" w:bidi="ar_AE"/>
         </w:rPr>
       </w:r>
@@ -644,12 +826,16 @@
       </w:pPr>
       <w:r>
         <w:rPr>
+          <w:rtl/>
+          <w:cs/>
           <w:lang w:val="ar_AE" w:bidi="ar_AE"/>
         </w:rPr>
         <w:t>يهوذا 1: 17–25</w:t>
       </w:r>
       <w:r>
         <w:rPr>
+          <w:rtl/>
+          <w:cs/>
           <w:lang w:val="ar_AE" w:bidi="ar_AE"/>
         </w:rPr>
       </w:r>
@@ -660,11 +846,15 @@
       </w:pPr>
       <w:r>
         <w:rPr>
-          <w:lang w:val="ar_AE" w:bidi="ar_AE"/>
-        </w:rPr>
-      </w:r>
-      <w:r>
-        <w:rPr>
+          <w:rtl/>
+          <w:cs/>
+          <w:lang w:val="ar_AE" w:bidi="ar_AE"/>
+        </w:rPr>
+      </w:r>
+      <w:r>
+        <w:rPr>
+          <w:rtl/>
+          <w:cs/>
           <w:lang w:val="ar_AE" w:bidi="ar_AE"/>
         </w:rPr>
         <w:t xml:space="preserve">لم يرغب يهوذا في أن يكون أصدقاؤه الأعزاء مثل الأشخاص الفاسدين في الكنيسة. أراد هؤلاء الأشخاص فصل المؤمنين إلى مجموعات. </w:t>
@@ -676,35 +866,47 @@
       </w:pPr>
       <w:r>
         <w:rPr>
-          <w:lang w:val="ar_AE" w:bidi="ar_AE"/>
-        </w:rPr>
-      </w:r>
-      <w:r>
-        <w:rPr>
+          <w:rtl/>
+          <w:cs/>
+          <w:lang w:val="ar_AE" w:bidi="ar_AE"/>
+        </w:rPr>
+      </w:r>
+      <w:r>
+        <w:rPr>
+          <w:rtl/>
+          <w:cs/>
           <w:lang w:val="ar_AE" w:bidi="ar_AE"/>
         </w:rPr>
         <w:t xml:space="preserve">اعتمد البقاء معًا على الثبات في محبة الله معًا. كان هذا مثل تعليم يسوع في يوحنا 15: 9–10 عن الثبات في محبته. كان على المؤمنين النمو معًا في الإيمان. كان عليهم الثقة في </w:t>
       </w:r>
       <w:r>
         <w:rPr>
+          <w:rtl/>
+          <w:cs/>
           <w:lang w:val="ar_AE" w:bidi="ar_AE"/>
         </w:rPr>
         <w:t>الروح القدس</w:t>
       </w:r>
       <w:r>
         <w:rPr>
+          <w:rtl/>
+          <w:cs/>
           <w:lang w:val="ar_AE" w:bidi="ar_AE"/>
         </w:rPr>
         <w:t xml:space="preserve"> ليرشدهم ويساعدهم، كما كان عليهم </w:t>
       </w:r>
       <w:r>
         <w:rPr>
+          <w:rtl/>
+          <w:cs/>
           <w:lang w:val="ar_AE" w:bidi="ar_AE"/>
         </w:rPr>
         <w:t>الصلاة</w:t>
       </w:r>
       <w:r>
         <w:rPr>
+          <w:rtl/>
+          <w:cs/>
           <w:lang w:val="ar_AE" w:bidi="ar_AE"/>
         </w:rPr>
         <w:t xml:space="preserve"> معًا. </w:t>
@@ -716,23 +918,31 @@
       </w:pPr>
       <w:r>
         <w:rPr>
-          <w:lang w:val="ar_AE" w:bidi="ar_AE"/>
-        </w:rPr>
-      </w:r>
-      <w:r>
-        <w:rPr>
+          <w:rtl/>
+          <w:cs/>
+          <w:lang w:val="ar_AE" w:bidi="ar_AE"/>
+        </w:rPr>
+      </w:r>
+      <w:r>
+        <w:rPr>
+          <w:rtl/>
+          <w:cs/>
           <w:lang w:val="ar_AE" w:bidi="ar_AE"/>
         </w:rPr>
         <w:t xml:space="preserve">خلال انتظارهم </w:t>
       </w:r>
       <w:r>
         <w:rPr>
+          <w:rtl/>
+          <w:cs/>
           <w:lang w:val="ar_AE" w:bidi="ar_AE"/>
         </w:rPr>
         <w:t>لرحمة</w:t>
       </w:r>
       <w:r>
         <w:rPr>
+          <w:rtl/>
+          <w:cs/>
           <w:lang w:val="ar_AE" w:bidi="ar_AE"/>
         </w:rPr>
         <w:t xml:space="preserve"> يسوع، كان عليهم إظهار الرحمة لبعضهم بعضًا. اعتمدت كيفية عمل ذلك على احتياج كل شخص. </w:t>
@@ -744,47 +954,63 @@
       </w:pPr>
       <w:r>
         <w:rPr>
-          <w:lang w:val="ar_AE" w:bidi="ar_AE"/>
-        </w:rPr>
-      </w:r>
-      <w:r>
-        <w:rPr>
+          <w:rtl/>
+          <w:cs/>
+          <w:lang w:val="ar_AE" w:bidi="ar_AE"/>
+        </w:rPr>
+      </w:r>
+      <w:r>
+        <w:rPr>
+          <w:rtl/>
+          <w:cs/>
           <w:lang w:val="ar_AE" w:bidi="ar_AE"/>
         </w:rPr>
         <w:t xml:space="preserve">أختتم يهوذا رسالته بتسبيح الله. بينما جاهد المؤمنون في سبيل الإيمان، أمكنهم الثقة في الله الحقيقي. الله قادر على حماية شعبه من قوة الخطيئة. الله هو </w:t>
       </w:r>
       <w:r>
         <w:rPr>
+          <w:rtl/>
+          <w:cs/>
           <w:lang w:val="ar_AE" w:bidi="ar_AE"/>
         </w:rPr>
         <w:t>المخلص</w:t>
       </w:r>
       <w:r>
         <w:rPr>
+          <w:rtl/>
+          <w:cs/>
           <w:lang w:val="ar_AE" w:bidi="ar_AE"/>
         </w:rPr>
         <w:t xml:space="preserve"> وسيُحضرهم إلى </w:t>
       </w:r>
       <w:r>
         <w:rPr>
+          <w:rtl/>
+          <w:cs/>
           <w:lang w:val="ar_AE" w:bidi="ar_AE"/>
         </w:rPr>
         <w:t>مجد</w:t>
       </w:r>
       <w:r>
         <w:rPr>
+          <w:rtl/>
+          <w:cs/>
           <w:lang w:val="ar_AE" w:bidi="ar_AE"/>
         </w:rPr>
         <w:t xml:space="preserve">ه في </w:t>
       </w:r>
       <w:r>
         <w:rPr>
+          <w:rtl/>
+          <w:cs/>
           <w:lang w:val="ar_AE" w:bidi="ar_AE"/>
         </w:rPr>
         <w:t>السماء</w:t>
       </w:r>
       <w:r>
         <w:rPr>
+          <w:rtl/>
+          <w:cs/>
           <w:lang w:val="ar_AE" w:bidi="ar_AE"/>
         </w:rPr>
         <w:t>.</w:t>
@@ -796,46 +1022,62 @@
       </w:pPr>
       <w:r>
         <w:rPr>
-          <w:lang w:val="ar_AE" w:bidi="ar_AE"/>
-        </w:rPr>
-      </w:r>
-      <w:r>
-        <w:rPr>
+          <w:rtl/>
+          <w:cs/>
+          <w:lang w:val="ar_AE" w:bidi="ar_AE"/>
+        </w:rPr>
+      </w:r>
+      <w:r>
+        <w:rPr>
+          <w:rtl/>
+          <w:cs/>
           <w:lang w:val="ar_AE" w:bidi="ar_AE"/>
         </w:rPr>
         <w:t xml:space="preserve">كان يهوذا يتحدَّث عن </w:t>
       </w:r>
       <w:r>
         <w:rPr>
+          <w:rtl/>
+          <w:cs/>
           <w:lang w:val="ar_AE" w:bidi="ar_AE"/>
         </w:rPr>
         <w:t>ملكوت الله</w:t>
       </w:r>
       <w:r>
         <w:rPr>
+          <w:rtl/>
+          <w:cs/>
           <w:lang w:val="ar_AE" w:bidi="ar_AE"/>
         </w:rPr>
         <w:t xml:space="preserve">. هذا يجلب الفرح إلى الله والمؤمنين. سيُسبَّح </w:t>
       </w:r>
       <w:r>
         <w:rPr>
+          <w:rtl/>
+          <w:cs/>
           <w:lang w:val="ar_AE" w:bidi="ar_AE"/>
         </w:rPr>
         <w:t>الرب يسوع المسيح</w:t>
       </w:r>
       <w:r>
         <w:rPr>
+          <w:rtl/>
+          <w:cs/>
           <w:lang w:val="ar_AE" w:bidi="ar_AE"/>
         </w:rPr>
         <w:t xml:space="preserve"> إلى الأبد.</w:t>
       </w:r>
       <w:r>
         <w:rPr>
-          <w:lang w:val="ar_AE" w:bidi="ar_AE"/>
-        </w:rPr>
-      </w:r>
-      <w:r>
-        <w:rPr>
+          <w:rtl/>
+          <w:cs/>
+          <w:lang w:val="ar_AE" w:bidi="ar_AE"/>
+        </w:rPr>
+      </w:r>
+      <w:r>
+        <w:rPr>
+          <w:rtl/>
+          <w:cs/>
           <w:lang w:val="ar_AE" w:bidi="ar_AE"/>
         </w:rPr>
       </w:r>
